--- a/companies/saltmarsh-environmental/Engagements/Salazar-Mendoza/Meeting Minutes 2019-01-18 - Salazar-Mendoza.docx
+++ b/companies/saltmarsh-environmental/Engagements/Salazar-Mendoza/Meeting Minutes 2019-01-18 - Salazar-Mendoza.docx
@@ -7,20 +7,17 @@
         <w:pStyle w:val="Heading1"/>
       </w:pPr>
       <w:r>
-        <w:t>Working Session: Sediment Sampling Program, Draft Report Review</w:t>
+        <w:t>Minutes: Sediment Sampling Program, Closeout Review</w:t>
       </w:r>
     </w:p>
     <w:p>
       <w:r>
-        <w:t>Minutes of a working session on the draft data report, Salazar-Mendoza program. Taken from the notebook and checked against it.</w:t>
+        <w:t>These minutes record a working session held to walk through the closeout of the sediment sampling program for Salazar-Mendoza. With the field program essentially complete, the session covered the final round, the state of the data workbook, and the steps left before the summary report is submitted. The notes follow the order of the discussion.</w:t>
       </w:r>
     </w:p>
     <w:p>
-      <w:pPr>
-        <w:pStyle w:val="Heading2"/>
-      </w:pPr>
       <w:r>
-        <w:t>Attendees</w:t>
+        <w:t>Present:</w:t>
       </w:r>
     </w:p>
     <w:p>
@@ -28,7 +25,7 @@
         <w:pStyle w:val="ListBullet"/>
       </w:pPr>
       <w:r>
-        <w:t>John Sanchez, Senior Scientist, Saltmarsh Environmental Partners LLC</w:t>
+        <w:t>John Sanchez, Senior Scientist, Saltmarsh Environmental Partners</w:t>
       </w:r>
     </w:p>
     <w:p>
@@ -36,7 +33,7 @@
         <w:pStyle w:val="ListBullet"/>
       </w:pPr>
       <w:r>
-        <w:t>Heather Morton, Field Technician, Saltmarsh Environmental Partners LLC (minutes)</w:t>
+        <w:t>Heather Morton, Field Technician, Saltmarsh Environmental Partners</w:t>
       </w:r>
     </w:p>
     <w:p>
@@ -48,44 +45,38 @@
       </w:r>
     </w:p>
     <w:p>
-      <w:pPr>
-        <w:pStyle w:val="Heading2"/>
-      </w:pPr>
       <w:r>
-        <w:t>Discussion</w:t>
+        <w:t>Final round. The final sampling round has been completed at the agreed stations, under chain of custody, and the samples are now with the laboratory. Every round was run on the same stations and by the same method, so the full dataset is comparable end to end, and the field record is complete and current through the last visit.</w:t>
       </w:r>
     </w:p>
     <w:p>
       <w:r>
-        <w:t>Both field events are complete and the analytical data set is complete and validated. The draft data report was circulated in advance of this session and was walked through section by section. The purpose of the session was to take comments on the draft, not to reopen the scope.</w:t>
+        <w:t>Data workbook. Results received to date have been entered against their stations and sample identifiers. The remaining results, from the final round, will be entered on receipt, after which the workbook totals will be reconciled against the laboratory reports and checked. No figure leaves the office until those totals have been verified.</w:t>
       </w:r>
     </w:p>
     <w:p>
       <w:r>
-        <w:t>The station tables were reviewed first. Planned and occupied coordinates appear side by side for the two shifted outer flat stations and for the station reoccupied after the container rejection, with the reason for each departure carried in the table rather than in a footnote. Sandra Little asked whether the departures needed that much visibility in a document a reviewer would read years from now. John Sanchez said they did: a reviewer who finds a discrepancy between the plan and the data on his own will distrust everything else in the report, and a departure explained on the page costs a line and buys the rest of the document.</w:t>
+        <w:t>Reconciliation and review. The workbook totals will be reconciled against the laboratory reports and reviewed internally before the report is issued, which is the standard check on any number that goes to a client or an agency. This is the step that most often catches a transposed figure, and it is not skipped for a program running late or a program running early.</w:t>
       </w:r>
     </w:p>
     <w:p>
       <w:r>
-        <w:t>The duplicate exceedance from the first event was discussed again in light of the complete data. The second event duplicates were within the plan's control limits for every analyte class, including the class that exceeded in the first event. The homogenization step was re-examined against the field notes and no deviation from the plan was found. The draft attributes the single exceedance to sediment heterogeneity at the station scale, qualifies both results, and states that a handling cause cannot be excluded on one duplicate. Sandra Little asked whether the hedge could be dropped now that the second event was clean. It could not, and John Sanchez said so: the second event does not tell us what happened at a different station in a different month, and the qualifier stays with the result wherever it appears.</w:t>
+        <w:t>Summary report. John Sanchez reported that the summary report is in draft and will be completed once the final results are in and the workbook has been checked. It will state what was measured, where, and when, without reaching past the data, consistent with how the program was scoped at the outset.</w:t>
       </w:r>
     </w:p>
     <w:p>
       <w:r>
-        <w:t>Comparison against screening criteria was reviewed as drafted. The comparison is presented per station and per analyte, without aggregation across stations, and the draft states in the text that conditions between and below stations are inferred rather than observed. Sandra Little noted that her board will want a summary sentence. The draft's summary language was read aloud and she accepted it as written.</w:t>
+        <w:t>Archived record. Heather Morton confirmed that the complete field record, covering every round from the first to the last, will be filed alongside the workbook and the report, so that the program can be reconstructed from the record alone if it is ever questioned. The record is current and needs no reworking before it is filed.</w:t>
       </w:r>
     </w:p>
     <w:p>
       <w:r>
-        <w:t>Comments on the draft were otherwise editorial: figure legibility at the frontage scale, one mislabeled cross-reference, and consistent use of the station identifiers between the tables and the figures. Sandra Little will send written comments so that they can be logged and dispositioned individually rather than absorbed in conversation. The revised draft goes to Angela Flynn before it goes back out; she reads every deliverable and checks the table totals herself, and comments returned late will wait for that pass rather than skip it.</w:t>
+        <w:t>Submission logistics. Sandra Little confirmed how Salazar-Mendoza would like the final report delivered and who should receive it on their side. She asked for a short walkthrough at delivery, and John Sanchez agreed to provide one.</w:t>
       </w:r>
     </w:p>
     <w:p>
-      <w:pPr>
-        <w:pStyle w:val="Heading2"/>
-      </w:pPr>
       <w:r>
-        <w:t>Action Items</w:t>
+        <w:t>Remaining work. The group noted that the program is in its final stretch, with the fieldwork done and only the reconciliation, the report, and delivery still to come. No new work was identified during the session, and none of the remaining steps depends on further access to the site.</w:t>
       </w:r>
     </w:p>
     <w:tbl>
@@ -109,7 +100,7 @@
               <w:rPr>
                 <w:b/>
               </w:rPr>
-              <w:t>Item</w:t>
+              <w:t>Action item</w:t>
             </w:r>
           </w:p>
         </w:tc>
@@ -135,7 +126,7 @@
               <w:rPr>
                 <w:b/>
               </w:rPr>
-              <w:t>Timing</w:t>
+              <w:t>Status / target</w:t>
             </w:r>
           </w:p>
         </w:tc>
@@ -147,7 +138,103 @@
           </w:tcPr>
           <w:p>
             <w:r>
-              <w:t>Send written comments on the draft data report</w:t>
+              <w:t>Enter final-round results and reconcile the workbook totals</w:t>
+            </w:r>
+          </w:p>
+        </w:tc>
+        <w:tc>
+          <w:tcPr>
+            <w:tcW w:type="dxa" w:w="2880"/>
+          </w:tcPr>
+          <w:p>
+            <w:r>
+              <w:t>John Sanchez</w:t>
+            </w:r>
+          </w:p>
+        </w:tc>
+        <w:tc>
+          <w:tcPr>
+            <w:tcW w:type="dxa" w:w="2880"/>
+          </w:tcPr>
+          <w:p>
+            <w:r>
+              <w:t>On lab return</w:t>
+            </w:r>
+          </w:p>
+        </w:tc>
+      </w:tr>
+      <w:tr>
+        <w:tc>
+          <w:tcPr>
+            <w:tcW w:type="dxa" w:w="2880"/>
+          </w:tcPr>
+          <w:p>
+            <w:r>
+              <w:t>Confirm the field record is complete for all rounds</w:t>
+            </w:r>
+          </w:p>
+        </w:tc>
+        <w:tc>
+          <w:tcPr>
+            <w:tcW w:type="dxa" w:w="2880"/>
+          </w:tcPr>
+          <w:p>
+            <w:r>
+              <w:t>Heather Morton</w:t>
+            </w:r>
+          </w:p>
+        </w:tc>
+        <w:tc>
+          <w:tcPr>
+            <w:tcW w:type="dxa" w:w="2880"/>
+          </w:tcPr>
+          <w:p>
+            <w:r>
+              <w:t>Complete</w:t>
+            </w:r>
+          </w:p>
+        </w:tc>
+      </w:tr>
+      <w:tr>
+        <w:tc>
+          <w:tcPr>
+            <w:tcW w:type="dxa" w:w="2880"/>
+          </w:tcPr>
+          <w:p>
+            <w:r>
+              <w:t>Finish the summary report after totals are verified</w:t>
+            </w:r>
+          </w:p>
+        </w:tc>
+        <w:tc>
+          <w:tcPr>
+            <w:tcW w:type="dxa" w:w="2880"/>
+          </w:tcPr>
+          <w:p>
+            <w:r>
+              <w:t>John Sanchez</w:t>
+            </w:r>
+          </w:p>
+        </w:tc>
+        <w:tc>
+          <w:tcPr>
+            <w:tcW w:type="dxa" w:w="2880"/>
+          </w:tcPr>
+          <w:p>
+            <w:r>
+              <w:t>After reconciliation</w:t>
+            </w:r>
+          </w:p>
+        </w:tc>
+      </w:tr>
+      <w:tr>
+        <w:tc>
+          <w:tcPr>
+            <w:tcW w:type="dxa" w:w="2880"/>
+          </w:tcPr>
+          <w:p>
+            <w:r>
+              <w:t>Confirm delivery format and recipients</w:t>
             </w:r>
           </w:p>
         </w:tc>
@@ -167,167 +254,7 @@
           </w:tcPr>
           <w:p>
             <w:r>
-              <w:t>Within two weeks</w:t>
-            </w:r>
-          </w:p>
-        </w:tc>
-      </w:tr>
-      <w:tr>
-        <w:tc>
-          <w:tcPr>
-            <w:tcW w:type="dxa" w:w="2880"/>
-          </w:tcPr>
-          <w:p>
-            <w:r>
-              <w:t>Log and disposition each comment with a written response</w:t>
-            </w:r>
-          </w:p>
-        </w:tc>
-        <w:tc>
-          <w:tcPr>
-            <w:tcW w:type="dxa" w:w="2880"/>
-          </w:tcPr>
-          <w:p>
-            <w:r>
-              <w:t>John Sanchez</w:t>
-            </w:r>
-          </w:p>
-        </w:tc>
-        <w:tc>
-          <w:tcPr>
-            <w:tcW w:type="dxa" w:w="2880"/>
-          </w:tcPr>
-          <w:p>
-            <w:r>
-              <w:t>On receipt of comments</w:t>
-            </w:r>
-          </w:p>
-        </w:tc>
-      </w:tr>
-      <w:tr>
-        <w:tc>
-          <w:tcPr>
-            <w:tcW w:type="dxa" w:w="2880"/>
-          </w:tcPr>
-          <w:p>
-            <w:r>
-              <w:t>Redraw the frontage figures for legibility at the printed scale</w:t>
-            </w:r>
-          </w:p>
-        </w:tc>
-        <w:tc>
-          <w:tcPr>
-            <w:tcW w:type="dxa" w:w="2880"/>
-          </w:tcPr>
-          <w:p>
-            <w:r>
-              <w:t>Heather Morton</w:t>
-            </w:r>
-          </w:p>
-        </w:tc>
-        <w:tc>
-          <w:tcPr>
-            <w:tcW w:type="dxa" w:w="2880"/>
-          </w:tcPr>
-          <w:p>
-            <w:r>
-              <w:t>With the revision</w:t>
-            </w:r>
-          </w:p>
-        </w:tc>
-      </w:tr>
-      <w:tr>
-        <w:tc>
-          <w:tcPr>
-            <w:tcW w:type="dxa" w:w="2880"/>
-          </w:tcPr>
-          <w:p>
-            <w:r>
-              <w:t>Reconcile station identifiers across tables and figures and fix the mislabeled cross-reference</w:t>
-            </w:r>
-          </w:p>
-        </w:tc>
-        <w:tc>
-          <w:tcPr>
-            <w:tcW w:type="dxa" w:w="2880"/>
-          </w:tcPr>
-          <w:p>
-            <w:r>
-              <w:t>Heather Morton</w:t>
-            </w:r>
-          </w:p>
-        </w:tc>
-        <w:tc>
-          <w:tcPr>
-            <w:tcW w:type="dxa" w:w="2880"/>
-          </w:tcPr>
-          <w:p>
-            <w:r>
-              <w:t>With the revision</w:t>
-            </w:r>
-          </w:p>
-        </w:tc>
-      </w:tr>
-      <w:tr>
-        <w:tc>
-          <w:tcPr>
-            <w:tcW w:type="dxa" w:w="2880"/>
-          </w:tcPr>
-          <w:p>
-            <w:r>
-              <w:t>Revised draft to Angela Flynn for review before it goes back to the client</w:t>
-            </w:r>
-          </w:p>
-        </w:tc>
-        <w:tc>
-          <w:tcPr>
-            <w:tcW w:type="dxa" w:w="2880"/>
-          </w:tcPr>
-          <w:p>
-            <w:r>
-              <w:t>John Sanchez</w:t>
-            </w:r>
-          </w:p>
-        </w:tc>
-        <w:tc>
-          <w:tcPr>
-            <w:tcW w:type="dxa" w:w="2880"/>
-          </w:tcPr>
-          <w:p>
-            <w:r>
-              <w:t>Before reissue</w:t>
-            </w:r>
-          </w:p>
-        </w:tc>
-      </w:tr>
-      <w:tr>
-        <w:tc>
-          <w:tcPr>
-            <w:tcW w:type="dxa" w:w="2880"/>
-          </w:tcPr>
-          <w:p>
-            <w:r>
-              <w:t>Assemble the field records and validated data packages for the project file</w:t>
-            </w:r>
-          </w:p>
-        </w:tc>
-        <w:tc>
-          <w:tcPr>
-            <w:tcW w:type="dxa" w:w="2880"/>
-          </w:tcPr>
-          <w:p>
-            <w:r>
-              <w:t>Heather Morton</w:t>
-            </w:r>
-          </w:p>
-        </w:tc>
-        <w:tc>
-          <w:tcPr>
-            <w:tcW w:type="dxa" w:w="2880"/>
-          </w:tcPr>
-          <w:p>
-            <w:r>
-              <w:t>With the final report</w:t>
+              <w:t>Done</w:t>
             </w:r>
           </w:p>
         </w:tc>
@@ -335,7 +262,7 @@
     </w:tbl>
     <w:p>
       <w:r>
-        <w:t>No change to scope or fee arises from this session. Corrections to these minutes should come to Heather Morton and will be issued as a marked revision.</w:t>
+        <w:t>The single next step is reconciliation: once the final-round results return from the laboratory, the workbook totals are checked, and the summary report is finished and submitted to Salazar-Mendoza.</w:t>
       </w:r>
     </w:p>
     <w:sectPr>
